--- a/DB_Gvantsa_Tumanishvili_HW_Reqruitment_Agency_descriptions.docx.docx
+++ b/DB_Gvantsa_Tumanishvili_HW_Reqruitment_Agency_descriptions.docx.docx
@@ -3829,12 +3829,23 @@
           <w:numId w:val="33"/>
         </w:numPr>
         <w:rPr>
+          <w:rFonts w:ascii="Calibri" w:hAnsi="Calibri" w:eastAsia="Calibri" w:cs="" w:asciiTheme="minorAscii" w:hAnsiTheme="minorAscii" w:eastAsiaTheme="minorAscii" w:cstheme="minorBidi"/>
+          <w:noProof w:val="0"/>
+          <w:color w:val="464547"/>
+          <w:sz w:val="20"/>
+          <w:szCs w:val="20"/>
+          <w:lang w:val="en-US" w:eastAsia="en-US" w:bidi="ar-SA"/>
+        </w:rPr>
+      </w:pPr>
+      <w:r>
+        <w:rPr>
           <w:b w:val="0"/>
           <w:bCs w:val="0"/>
           <w:noProof w:val="0"/>
           <w:lang w:val="en-US"/>
         </w:rPr>
-      </w:pPr>
+        <w:t>Company_Representatives</w:t>
+      </w:r>
       <w:r>
         <w:rPr>
           <w:b w:val="0"/>
@@ -3842,16 +3853,29 @@
           <w:noProof w:val="0"/>
           <w:lang w:val="en-US"/>
         </w:rPr>
-        <w:t>Company_Representatives</w:t>
-      </w:r>
-      <w:r>
-        <w:rPr>
-          <w:b w:val="0"/>
-          <w:bCs w:val="0"/>
-          <w:noProof w:val="0"/>
-          <w:lang w:val="en-US"/>
-        </w:rPr>
-        <w:t xml:space="preserve"> - </w:t>
+        <w:t xml:space="preserve"> -</w:t>
+      </w:r>
+      <w:r>
+        <w:rPr>
+          <w:rFonts w:ascii="Calibri" w:hAnsi="Calibri" w:eastAsia="Calibri" w:cs="" w:asciiTheme="minorAscii" w:hAnsiTheme="minorAscii" w:eastAsiaTheme="minorAscii" w:cstheme="minorBidi"/>
+          <w:noProof w:val="0"/>
+          <w:color w:val="464547"/>
+          <w:sz w:val="20"/>
+          <w:szCs w:val="20"/>
+          <w:lang w:val="en-US" w:eastAsia="en-US" w:bidi="ar-SA"/>
+        </w:rPr>
+        <w:t xml:space="preserve"> </w:t>
+      </w:r>
+      <w:r>
+        <w:rPr>
+          <w:rFonts w:ascii="Calibri" w:hAnsi="Calibri" w:eastAsia="Calibri" w:cs="" w:asciiTheme="minorAscii" w:hAnsiTheme="minorAscii" w:eastAsiaTheme="minorAscii" w:cstheme="minorBidi"/>
+          <w:noProof w:val="0"/>
+          <w:color w:val="464547"/>
+          <w:sz w:val="20"/>
+          <w:szCs w:val="20"/>
+          <w:lang w:val="en-US" w:eastAsia="en-US" w:bidi="ar-SA"/>
+        </w:rPr>
+        <w:t>a mapping that connects a specific Participant to a company, defining their professional role within that organization.</w:t>
       </w:r>
     </w:p>
     <w:p>
@@ -4055,12 +4079,23 @@
           <w:numId w:val="33"/>
         </w:numPr>
         <w:rPr>
+          <w:rFonts w:ascii="Calibri" w:hAnsi="Calibri" w:eastAsia="Calibri" w:cs="" w:asciiTheme="minorAscii" w:hAnsiTheme="minorAscii" w:eastAsiaTheme="minorAscii" w:cstheme="minorBidi"/>
+          <w:noProof w:val="0"/>
+          <w:color w:val="464547"/>
+          <w:sz w:val="20"/>
+          <w:szCs w:val="20"/>
+          <w:lang w:val="en-US" w:eastAsia="en-US" w:bidi="ar-SA"/>
+        </w:rPr>
+      </w:pPr>
+      <w:r>
+        <w:rPr>
           <w:b w:val="0"/>
           <w:bCs w:val="0"/>
           <w:noProof w:val="0"/>
           <w:lang w:val="en-US"/>
         </w:rPr>
-      </w:pPr>
+        <w:t>Candidate_Experience</w:t>
+      </w:r>
       <w:r>
         <w:rPr>
           <w:b w:val="0"/>
@@ -4068,16 +4103,29 @@
           <w:noProof w:val="0"/>
           <w:lang w:val="en-US"/>
         </w:rPr>
-        <w:t>Candidate_Experience</w:t>
-      </w:r>
-      <w:r>
-        <w:rPr>
-          <w:b w:val="0"/>
-          <w:bCs w:val="0"/>
-          <w:noProof w:val="0"/>
-          <w:lang w:val="en-US"/>
-        </w:rPr>
-        <w:t xml:space="preserve"> – </w:t>
+        <w:t xml:space="preserve"> –</w:t>
+      </w:r>
+      <w:r>
+        <w:rPr>
+          <w:rFonts w:ascii="Calibri" w:hAnsi="Calibri" w:eastAsia="Calibri" w:cs="" w:asciiTheme="minorAscii" w:hAnsiTheme="minorAscii" w:eastAsiaTheme="minorAscii" w:cstheme="minorBidi"/>
+          <w:noProof w:val="0"/>
+          <w:color w:val="464547"/>
+          <w:sz w:val="20"/>
+          <w:szCs w:val="20"/>
+          <w:lang w:val="en-US" w:eastAsia="en-US" w:bidi="ar-SA"/>
+        </w:rPr>
+        <w:t xml:space="preserve"> </w:t>
+      </w:r>
+      <w:r>
+        <w:rPr>
+          <w:rFonts w:ascii="Calibri" w:hAnsi="Calibri" w:eastAsia="Calibri" w:cs="" w:asciiTheme="minorAscii" w:hAnsiTheme="minorAscii" w:eastAsiaTheme="minorAscii" w:cstheme="minorBidi"/>
+          <w:noProof w:val="0"/>
+          <w:color w:val="464547"/>
+          <w:sz w:val="20"/>
+          <w:szCs w:val="20"/>
+          <w:lang w:val="en-US" w:eastAsia="en-US" w:bidi="ar-SA"/>
+        </w:rPr>
+        <w:t>a detailed log of a candidate's past employment, capturing where they worked, what their title was, and the duration of their tenure.</w:t>
       </w:r>
     </w:p>
     <w:p>
@@ -8129,29 +8177,57 @@
           <w:szCs w:val="20"/>
           <w:lang w:val="en-US" w:eastAsia="en-US" w:bidi="ar-SA"/>
         </w:rPr>
-        <w:t xml:space="preserve"> Level 3NF, </w:t>
-      </w:r>
-      <w:r>
-        <w:rPr>
-          <w:rFonts w:ascii="Calibri" w:hAnsi="Calibri" w:eastAsia="Calibri" w:cs="" w:asciiTheme="minorAscii" w:hAnsiTheme="minorAscii" w:eastAsiaTheme="minorAscii" w:cstheme="minorBidi"/>
-          <w:noProof w:val="0"/>
-          <w:color w:val="464547"/>
-          <w:sz w:val="20"/>
-          <w:szCs w:val="20"/>
-          <w:lang w:val="en-US" w:eastAsia="en-US" w:bidi="ar-SA"/>
-        </w:rPr>
-        <w:t>It</w:t>
-      </w:r>
-      <w:r>
-        <w:rPr>
-          <w:rFonts w:ascii="Calibri" w:hAnsi="Calibri" w:eastAsia="Calibri" w:cs="" w:asciiTheme="minorAscii" w:hAnsiTheme="minorAscii" w:eastAsiaTheme="minorAscii" w:cstheme="minorBidi"/>
-          <w:noProof w:val="0"/>
-          <w:color w:val="464547"/>
-          <w:sz w:val="20"/>
-          <w:szCs w:val="20"/>
-          <w:lang w:val="en-US" w:eastAsia="en-US" w:bidi="ar-SA"/>
-        </w:rPr>
-        <w:t xml:space="preserve"> links a Participant to a Company. The </w:t>
+        <w:t xml:space="preserve"> </w:t>
+      </w:r>
+      <w:r>
+        <w:rPr>
+          <w:rFonts w:ascii="Calibri" w:hAnsi="Calibri" w:eastAsia="Calibri" w:cs="" w:asciiTheme="minorAscii" w:hAnsiTheme="minorAscii" w:eastAsiaTheme="minorAscii" w:cstheme="minorBidi"/>
+          <w:noProof w:val="0"/>
+          <w:color w:val="464547"/>
+          <w:sz w:val="20"/>
+          <w:szCs w:val="20"/>
+          <w:lang w:val="en-US" w:eastAsia="en-US" w:bidi="ar-SA"/>
+        </w:rPr>
+        <w:t xml:space="preserve">This table uses a composite primary key consisting of </w:t>
+      </w:r>
+      <w:r>
+        <w:rPr>
+          <w:rFonts w:ascii="Calibri" w:hAnsi="Calibri" w:eastAsia="Calibri" w:cs="" w:asciiTheme="minorAscii" w:hAnsiTheme="minorAscii" w:eastAsiaTheme="minorAscii" w:cstheme="minorBidi"/>
+          <w:noProof w:val="0"/>
+          <w:color w:val="464547"/>
+          <w:sz w:val="20"/>
+          <w:szCs w:val="20"/>
+          <w:lang w:val="en-US" w:eastAsia="en-US" w:bidi="ar-SA"/>
+        </w:rPr>
+        <w:t>Participant_ID</w:t>
+      </w:r>
+      <w:r>
+        <w:rPr>
+          <w:rFonts w:ascii="Calibri" w:hAnsi="Calibri" w:eastAsia="Calibri" w:cs="" w:asciiTheme="minorAscii" w:hAnsiTheme="minorAscii" w:eastAsiaTheme="minorAscii" w:cstheme="minorBidi"/>
+          <w:noProof w:val="0"/>
+          <w:color w:val="464547"/>
+          <w:sz w:val="20"/>
+          <w:szCs w:val="20"/>
+          <w:lang w:val="en-US" w:eastAsia="en-US" w:bidi="ar-SA"/>
+        </w:rPr>
+        <w:t xml:space="preserve"> and </w:t>
+      </w:r>
+      <w:r>
+        <w:tab/>
+      </w:r>
+      <w:r>
+        <w:tab/>
+      </w:r>
+      <w:r>
+        <w:rPr>
+          <w:rFonts w:ascii="Calibri" w:hAnsi="Calibri" w:eastAsia="Calibri" w:cs="" w:asciiTheme="minorAscii" w:hAnsiTheme="minorAscii" w:eastAsiaTheme="minorAscii" w:cstheme="minorBidi"/>
+          <w:noProof w:val="0"/>
+          <w:color w:val="464547"/>
+          <w:sz w:val="20"/>
+          <w:szCs w:val="20"/>
+          <w:lang w:val="en-US" w:eastAsia="en-US" w:bidi="ar-SA"/>
+        </w:rPr>
+        <w:t xml:space="preserve">Company_ID. The non-key attribute, </w:t>
       </w:r>
       <w:r>
         <w:rPr>
@@ -8173,47 +8249,57 @@
           <w:szCs w:val="20"/>
           <w:lang w:val="en-US" w:eastAsia="en-US" w:bidi="ar-SA"/>
         </w:rPr>
-        <w:t xml:space="preserve"> is </w:t>
+        <w:t xml:space="preserve">, is fully functionally dependent on the entire composite key (it </w:t>
       </w:r>
       <w:r>
         <w:tab/>
       </w:r>
       <w:r>
+        <w:rPr>
+          <w:rFonts w:ascii="Calibri" w:hAnsi="Calibri" w:eastAsia="Calibri" w:cs="" w:asciiTheme="minorAscii" w:hAnsiTheme="minorAscii" w:eastAsiaTheme="minorAscii" w:cstheme="minorBidi"/>
+          <w:noProof w:val="0"/>
+          <w:color w:val="464547"/>
+          <w:sz w:val="20"/>
+          <w:szCs w:val="20"/>
+          <w:lang w:val="en-US" w:eastAsia="en-US" w:bidi="ar-SA"/>
+        </w:rPr>
+        <w:t>describes the specific role that person holds at that specific company).</w:t>
+      </w:r>
+      <w:r>
+        <w:rPr>
+          <w:rFonts w:ascii="Calibri" w:hAnsi="Calibri" w:eastAsia="Calibri" w:cs="" w:asciiTheme="minorAscii" w:hAnsiTheme="minorAscii" w:eastAsiaTheme="minorAscii" w:cstheme="minorBidi"/>
+          <w:noProof w:val="0"/>
+          <w:color w:val="464547"/>
+          <w:sz w:val="20"/>
+          <w:szCs w:val="20"/>
+          <w:lang w:val="en-US" w:eastAsia="en-US" w:bidi="ar-SA"/>
+        </w:rPr>
+        <w:t xml:space="preserve"> There are no partial dependencies or </w:t>
+      </w:r>
+      <w:r>
         <w:tab/>
       </w:r>
       <w:r>
-        <w:tab/>
-      </w:r>
-      <w:r>
-        <w:rPr>
-          <w:rFonts w:ascii="Calibri" w:hAnsi="Calibri" w:eastAsia="Calibri" w:cs="" w:asciiTheme="minorAscii" w:hAnsiTheme="minorAscii" w:eastAsiaTheme="minorAscii" w:cstheme="minorBidi"/>
-          <w:noProof w:val="0"/>
-          <w:color w:val="464547"/>
-          <w:sz w:val="20"/>
-          <w:szCs w:val="20"/>
-          <w:lang w:val="en-US" w:eastAsia="en-US" w:bidi="ar-SA"/>
-        </w:rPr>
-        <w:t xml:space="preserve">specific to that specific pairing (functional dependency on the composite of Participant and </w:t>
-      </w:r>
-      <w:r>
-        <w:tab/>
-      </w:r>
-      <w:r>
-        <w:tab/>
-      </w:r>
-      <w:r>
-        <w:tab/>
-      </w:r>
-      <w:r>
-        <w:rPr>
-          <w:rFonts w:ascii="Calibri" w:hAnsi="Calibri" w:eastAsia="Calibri" w:cs="" w:asciiTheme="minorAscii" w:hAnsiTheme="minorAscii" w:eastAsiaTheme="minorAscii" w:cstheme="minorBidi"/>
-          <w:noProof w:val="0"/>
-          <w:color w:val="464547"/>
-          <w:sz w:val="20"/>
-          <w:szCs w:val="20"/>
-          <w:lang w:val="en-US" w:eastAsia="en-US" w:bidi="ar-SA"/>
-        </w:rPr>
-        <w:t>Company).</w:t>
+        <w:rPr>
+          <w:rFonts w:ascii="Calibri" w:hAnsi="Calibri" w:eastAsia="Calibri" w:cs="" w:asciiTheme="minorAscii" w:hAnsiTheme="minorAscii" w:eastAsiaTheme="minorAscii" w:cstheme="minorBidi"/>
+          <w:noProof w:val="0"/>
+          <w:color w:val="464547"/>
+          <w:sz w:val="20"/>
+          <w:szCs w:val="20"/>
+          <w:lang w:val="en-US" w:eastAsia="en-US" w:bidi="ar-SA"/>
+        </w:rPr>
+        <w:t>transitive dependencies, satisfying 3NF requirements</w:t>
+      </w:r>
+      <w:r>
+        <w:rPr>
+          <w:rFonts w:ascii="Calibri" w:hAnsi="Calibri" w:eastAsia="Calibri" w:cs="" w:asciiTheme="minorAscii" w:hAnsiTheme="minorAscii" w:eastAsiaTheme="minorAscii" w:cstheme="minorBidi"/>
+          <w:noProof w:val="0"/>
+          <w:color w:val="464547"/>
+          <w:sz w:val="20"/>
+          <w:szCs w:val="20"/>
+          <w:lang w:val="en-US" w:eastAsia="en-US" w:bidi="ar-SA"/>
+        </w:rPr>
+        <w:t>.</w:t>
       </w:r>
     </w:p>
     <w:p>
@@ -9497,40 +9583,29 @@
           <w:szCs w:val="20"/>
           <w:lang w:val="en-US" w:eastAsia="en-US" w:bidi="ar-SA"/>
         </w:rPr>
-        <w:t xml:space="preserve"> - </w:t>
-      </w:r>
-      <w:r>
-        <w:rPr>
-          <w:rFonts w:ascii="Calibri" w:hAnsi="Calibri" w:eastAsia="Calibri" w:cs="" w:asciiTheme="minorAscii" w:hAnsiTheme="minorAscii" w:eastAsiaTheme="minorAscii" w:cstheme="minorBidi"/>
-          <w:noProof w:val="0"/>
-          <w:color w:val="464547"/>
-          <w:sz w:val="20"/>
-          <w:szCs w:val="20"/>
-          <w:lang w:val="en-US" w:eastAsia="en-US" w:bidi="ar-SA"/>
-        </w:rPr>
-        <w:t xml:space="preserve">Level 3NF, </w:t>
-      </w:r>
-      <w:r>
-        <w:rPr>
-          <w:rFonts w:ascii="Calibri" w:hAnsi="Calibri" w:eastAsia="Calibri" w:cs="" w:asciiTheme="minorAscii" w:hAnsiTheme="minorAscii" w:eastAsiaTheme="minorAscii" w:cstheme="minorBidi"/>
-          <w:noProof w:val="0"/>
-          <w:color w:val="464547"/>
-          <w:sz w:val="20"/>
-          <w:szCs w:val="20"/>
-          <w:lang w:val="en-US" w:eastAsia="en-US" w:bidi="ar-SA"/>
-        </w:rPr>
-        <w:t>This</w:t>
-      </w:r>
-      <w:r>
-        <w:rPr>
-          <w:rFonts w:ascii="Calibri" w:hAnsi="Calibri" w:eastAsia="Calibri" w:cs="" w:asciiTheme="minorAscii" w:hAnsiTheme="minorAscii" w:eastAsiaTheme="minorAscii" w:cstheme="minorBidi"/>
-          <w:noProof w:val="0"/>
-          <w:color w:val="464547"/>
-          <w:sz w:val="20"/>
-          <w:szCs w:val="20"/>
-          <w:lang w:val="en-US" w:eastAsia="en-US" w:bidi="ar-SA"/>
-        </w:rPr>
-        <w:t xml:space="preserve"> serves as the "Application" entity. </w:t>
+        <w:t xml:space="preserve"> -</w:t>
+      </w:r>
+      <w:r>
+        <w:rPr>
+          <w:rFonts w:ascii="Calibri" w:hAnsi="Calibri" w:eastAsia="Calibri" w:cs="" w:asciiTheme="minorAscii" w:hAnsiTheme="minorAscii" w:eastAsiaTheme="minorAscii" w:cstheme="minorBidi"/>
+          <w:noProof w:val="0"/>
+          <w:color w:val="464547"/>
+          <w:sz w:val="20"/>
+          <w:szCs w:val="20"/>
+          <w:lang w:val="en-US" w:eastAsia="en-US" w:bidi="ar-SA"/>
+        </w:rPr>
+        <w:t xml:space="preserve"> </w:t>
+      </w:r>
+      <w:r>
+        <w:rPr>
+          <w:rFonts w:ascii="Calibri" w:hAnsi="Calibri" w:eastAsia="Calibri" w:cs="" w:asciiTheme="minorAscii" w:hAnsiTheme="minorAscii" w:eastAsiaTheme="minorAscii" w:cstheme="minorBidi"/>
+          <w:noProof w:val="0"/>
+          <w:color w:val="464547"/>
+          <w:sz w:val="20"/>
+          <w:szCs w:val="20"/>
+          <w:lang w:val="en-US" w:eastAsia="en-US" w:bidi="ar-SA"/>
+        </w:rPr>
+        <w:t xml:space="preserve">This table serves as the central "Application" entity. It uses </w:t>
       </w:r>
       <w:r>
         <w:tab/>
@@ -9544,7 +9619,73 @@
           <w:szCs w:val="20"/>
           <w:lang w:val="en-US" w:eastAsia="en-US" w:bidi="ar-SA"/>
         </w:rPr>
-        <w:t xml:space="preserve">All </w:t>
+        <w:t xml:space="preserve">a surrogate </w:t>
+      </w:r>
+      <w:r>
+        <w:rPr>
+          <w:rFonts w:ascii="Calibri" w:hAnsi="Calibri" w:eastAsia="Calibri" w:cs="" w:asciiTheme="minorAscii" w:hAnsiTheme="minorAscii" w:eastAsiaTheme="minorAscii" w:cstheme="minorBidi"/>
+          <w:noProof w:val="0"/>
+          <w:color w:val="464547"/>
+          <w:sz w:val="20"/>
+          <w:szCs w:val="20"/>
+          <w:lang w:val="en-US" w:eastAsia="en-US" w:bidi="ar-SA"/>
+        </w:rPr>
+        <w:t>Application_ID</w:t>
+      </w:r>
+      <w:r>
+        <w:rPr>
+          <w:rFonts w:ascii="Calibri" w:hAnsi="Calibri" w:eastAsia="Calibri" w:cs="" w:asciiTheme="minorAscii" w:hAnsiTheme="minorAscii" w:eastAsiaTheme="minorAscii" w:cstheme="minorBidi"/>
+          <w:noProof w:val="0"/>
+          <w:color w:val="464547"/>
+          <w:sz w:val="20"/>
+          <w:szCs w:val="20"/>
+          <w:lang w:val="en-US" w:eastAsia="en-US" w:bidi="ar-SA"/>
+        </w:rPr>
+        <w:t xml:space="preserve"> as the Primary Key. All non-key attributes—specifically </w:t>
+      </w:r>
+      <w:r>
+        <w:rPr>
+          <w:rFonts w:ascii="Calibri" w:hAnsi="Calibri" w:eastAsia="Calibri" w:cs="" w:asciiTheme="minorAscii" w:hAnsiTheme="minorAscii" w:eastAsiaTheme="minorAscii" w:cstheme="minorBidi"/>
+          <w:noProof w:val="0"/>
+          <w:color w:val="464547"/>
+          <w:sz w:val="20"/>
+          <w:szCs w:val="20"/>
+          <w:lang w:val="en-US" w:eastAsia="en-US" w:bidi="ar-SA"/>
+        </w:rPr>
+        <w:t>Applied_at</w:t>
+      </w:r>
+      <w:r>
+        <w:rPr>
+          <w:rFonts w:ascii="Calibri" w:hAnsi="Calibri" w:eastAsia="Calibri" w:cs="" w:asciiTheme="minorAscii" w:hAnsiTheme="minorAscii" w:eastAsiaTheme="minorAscii" w:cstheme="minorBidi"/>
+          <w:noProof w:val="0"/>
+          <w:color w:val="464547"/>
+          <w:sz w:val="20"/>
+          <w:szCs w:val="20"/>
+          <w:lang w:val="en-US" w:eastAsia="en-US" w:bidi="ar-SA"/>
+        </w:rPr>
+        <w:t xml:space="preserve"> and </w:t>
+      </w:r>
+      <w:r>
+        <w:rPr>
+          <w:rFonts w:ascii="Calibri" w:hAnsi="Calibri" w:eastAsia="Calibri" w:cs="" w:asciiTheme="minorAscii" w:hAnsiTheme="minorAscii" w:eastAsiaTheme="minorAscii" w:cstheme="minorBidi"/>
+          <w:noProof w:val="0"/>
+          <w:color w:val="464547"/>
+          <w:sz w:val="20"/>
+          <w:szCs w:val="20"/>
+          <w:lang w:val="en-US" w:eastAsia="en-US" w:bidi="ar-SA"/>
+        </w:rPr>
+        <w:t>Status_ID</w:t>
+      </w:r>
+      <w:r>
+        <w:rPr>
+          <w:rFonts w:ascii="Calibri" w:hAnsi="Calibri" w:eastAsia="Calibri" w:cs="" w:asciiTheme="minorAscii" w:hAnsiTheme="minorAscii" w:eastAsiaTheme="minorAscii" w:cstheme="minorBidi"/>
+          <w:noProof w:val="0"/>
+          <w:color w:val="464547"/>
+          <w:sz w:val="20"/>
+          <w:szCs w:val="20"/>
+          <w:lang w:val="en-US" w:eastAsia="en-US" w:bidi="ar-SA"/>
+        </w:rPr>
+        <w:t xml:space="preserve">—are </w:t>
       </w:r>
       <w:r>
         <w:tab/>
@@ -9558,29 +9699,7 @@
           <w:szCs w:val="20"/>
           <w:lang w:val="en-US" w:eastAsia="en-US" w:bidi="ar-SA"/>
         </w:rPr>
-        <w:t xml:space="preserve">application-specific data (like </w:t>
-      </w:r>
-      <w:r>
-        <w:rPr>
-          <w:rFonts w:ascii="Calibri" w:hAnsi="Calibri" w:eastAsia="Calibri" w:cs="" w:asciiTheme="minorAscii" w:hAnsiTheme="minorAscii" w:eastAsiaTheme="minorAscii" w:cstheme="minorBidi"/>
-          <w:noProof w:val="0"/>
-          <w:color w:val="464547"/>
-          <w:sz w:val="20"/>
-          <w:szCs w:val="20"/>
-          <w:lang w:val="en-US" w:eastAsia="en-US" w:bidi="ar-SA"/>
-        </w:rPr>
-        <w:t>Applied_at</w:t>
-      </w:r>
-      <w:r>
-        <w:rPr>
-          <w:rFonts w:ascii="Calibri" w:hAnsi="Calibri" w:eastAsia="Calibri" w:cs="" w:asciiTheme="minorAscii" w:hAnsiTheme="minorAscii" w:eastAsiaTheme="minorAscii" w:cstheme="minorBidi"/>
-          <w:noProof w:val="0"/>
-          <w:color w:val="464547"/>
-          <w:sz w:val="20"/>
-          <w:szCs w:val="20"/>
-          <w:lang w:val="en-US" w:eastAsia="en-US" w:bidi="ar-SA"/>
-        </w:rPr>
-        <w:t xml:space="preserve">) depends on the </w:t>
+        <w:t xml:space="preserve">functionally dependent only on the </w:t>
       </w:r>
       <w:r>
         <w:rPr>
@@ -9602,7 +9721,79 @@
           <w:szCs w:val="20"/>
           <w:lang w:val="en-US" w:eastAsia="en-US" w:bidi="ar-SA"/>
         </w:rPr>
-        <w:t>.</w:t>
+        <w:t xml:space="preserve">. By using a foreign key for </w:t>
+      </w:r>
+      <w:r>
+        <w:rPr>
+          <w:rFonts w:ascii="Calibri" w:hAnsi="Calibri" w:eastAsia="Calibri" w:cs="" w:asciiTheme="minorAscii" w:hAnsiTheme="minorAscii" w:eastAsiaTheme="minorAscii" w:cstheme="minorBidi"/>
+          <w:noProof w:val="0"/>
+          <w:color w:val="464547"/>
+          <w:sz w:val="20"/>
+          <w:szCs w:val="20"/>
+          <w:lang w:val="en-US" w:eastAsia="en-US" w:bidi="ar-SA"/>
+        </w:rPr>
+        <w:t>Status_ID</w:t>
+      </w:r>
+      <w:r>
+        <w:rPr>
+          <w:rFonts w:ascii="Calibri" w:hAnsi="Calibri" w:eastAsia="Calibri" w:cs="" w:asciiTheme="minorAscii" w:hAnsiTheme="minorAscii" w:eastAsiaTheme="minorAscii" w:cstheme="minorBidi"/>
+          <w:noProof w:val="0"/>
+          <w:color w:val="464547"/>
+          <w:sz w:val="20"/>
+          <w:szCs w:val="20"/>
+          <w:lang w:val="en-US" w:eastAsia="en-US" w:bidi="ar-SA"/>
+        </w:rPr>
+        <w:t xml:space="preserve"> rather than storing the </w:t>
+      </w:r>
+      <w:r>
+        <w:tab/>
+      </w:r>
+      <w:r>
+        <w:rPr>
+          <w:rFonts w:ascii="Calibri" w:hAnsi="Calibri" w:eastAsia="Calibri" w:cs="" w:asciiTheme="minorAscii" w:hAnsiTheme="minorAscii" w:eastAsiaTheme="minorAscii" w:cstheme="minorBidi"/>
+          <w:noProof w:val="0"/>
+          <w:color w:val="464547"/>
+          <w:sz w:val="20"/>
+          <w:szCs w:val="20"/>
+          <w:lang w:val="en-US" w:eastAsia="en-US" w:bidi="ar-SA"/>
+        </w:rPr>
+        <w:t>status name directly, it avoids transitive dependencies on the status definition. Each record</w:t>
+      </w:r>
+      <w:r>
+        <w:rPr>
+          <w:rFonts w:ascii="Calibri" w:hAnsi="Calibri" w:eastAsia="Calibri" w:cs="" w:asciiTheme="minorAscii" w:hAnsiTheme="minorAscii" w:eastAsiaTheme="minorAscii" w:cstheme="minorBidi"/>
+          <w:noProof w:val="0"/>
+          <w:color w:val="464547"/>
+          <w:sz w:val="20"/>
+          <w:szCs w:val="20"/>
+          <w:lang w:val="en-US" w:eastAsia="en-US" w:bidi="ar-SA"/>
+        </w:rPr>
+        <w:t xml:space="preserve"> represent</w:t>
+      </w:r>
+      <w:r>
+        <w:rPr>
+          <w:rFonts w:ascii="Calibri" w:hAnsi="Calibri" w:eastAsia="Calibri" w:cs="" w:asciiTheme="minorAscii" w:hAnsiTheme="minorAscii" w:eastAsiaTheme="minorAscii" w:cstheme="minorBidi"/>
+          <w:noProof w:val="0"/>
+          <w:color w:val="464547"/>
+          <w:sz w:val="20"/>
+          <w:szCs w:val="20"/>
+          <w:lang w:val="en-US" w:eastAsia="en-US" w:bidi="ar-SA"/>
+        </w:rPr>
+        <w:t xml:space="preserve">s a unique </w:t>
+      </w:r>
+      <w:r>
+        <w:tab/>
+      </w:r>
+      <w:r>
+        <w:rPr>
+          <w:rFonts w:ascii="Calibri" w:hAnsi="Calibri" w:eastAsia="Calibri" w:cs="" w:asciiTheme="minorAscii" w:hAnsiTheme="minorAscii" w:eastAsiaTheme="minorAscii" w:cstheme="minorBidi"/>
+          <w:noProof w:val="0"/>
+          <w:color w:val="464547"/>
+          <w:sz w:val="20"/>
+          <w:szCs w:val="20"/>
+          <w:lang w:val="en-US" w:eastAsia="en-US" w:bidi="ar-SA"/>
+        </w:rPr>
+        <w:t>instance of a candidate applying for a job, satisfying the requirements of 3NF.</w:t>
       </w:r>
     </w:p>
     <w:p>
@@ -27336,13 +27527,24 @@
               <w:widowControl w:val="0"/>
               <w:spacing w:line="360" w:lineRule="auto"/>
               <w:jc w:val="center"/>
-            </w:pPr>
-            <w:r>
-              <w:rPr>
-                <w:noProof w:val="0"/>
-                <w:lang w:val="en-US"/>
-              </w:rPr>
-              <w:t>Company_ID</w:t>
+              <w:rPr>
+                <w:noProof w:val="0"/>
+                <w:lang w:val="en-US"/>
+              </w:rPr>
+            </w:pPr>
+            <w:r>
+              <w:rPr>
+                <w:noProof w:val="0"/>
+                <w:lang w:val="en-US"/>
+              </w:rPr>
+              <w:t>Participant</w:t>
+            </w:r>
+            <w:r>
+              <w:rPr>
+                <w:noProof w:val="0"/>
+                <w:lang w:val="en-US"/>
+              </w:rPr>
+              <w:t>_ID</w:t>
             </w:r>
           </w:p>
         </w:tc>
